--- a/docs/cahiers/Cahier_activites_Electricite2_Chapitre1.docx
+++ b/docs/cahiers/Cahier_activites_Electricite2_Chapitre1.docx
@@ -613,6 +613,29 @@
           <w:sz w:val="22"/>
           <w:szCs w:val="22"/>
         </w:rPr>
+        <w:t xml:space="preserve">Les objectifs spécifiques (OS) et les codes des activités sont ceux du syllabus de l’EC LPCI1222 : par exemple, A21 est la première activité de l’OS2 ; B1 est le bilan du chapitre.</w:t>
+      </w:r>
+    </w:p>
+    <w:p>
+      <w:pPr>
+        <w:spacing w:before="0" w:after="50" w:line="252" w:lineRule="auto"/>
+        <w:ind w:left="284" w:hanging="284"/>
+        <w:jc w:val="both"/>
+      </w:pPr>
+      <w:r>
+        <w:rPr>
+          <w:rFonts w:ascii="Tahoma" w:hAnsi="Tahoma" w:cs="Tahoma" w:eastAsia="Arial Unicode MS"/>
+          <w:sz w:val="22"/>
+          <w:szCs w:val="22"/>
+        </w:rPr>
+        <w:t xml:space="preserve">• </w:t>
+      </w:r>
+      <w:r>
+        <w:rPr>
+          <w:rFonts w:ascii="Tahoma" w:hAnsi="Tahoma" w:cs="Tahoma" w:eastAsia="Arial Unicode MS"/>
+          <w:sz w:val="22"/>
+          <w:szCs w:val="22"/>
+        </w:rPr>
         <w:t xml:space="preserve">Tous les documents cités (support de cours, diaporama, série de TD et corrigé, quiz, exercices d’entraînement, simulations, TP) se trouvent sur la plateforme physiquefacile.github.io.</w:t>
       </w:r>
     </w:p>
@@ -631,7 +654,7 @@
           <w:szCs w:val="24"/>
           <w:u w:val="single"/>
         </w:rPr>
-        <w:t xml:space="preserve">Objectifs spécifiques du chapitre</w:t>
+        <w:t xml:space="preserve">Objectifs spécifiques du syllabus visés (LPCI1222)</w:t>
       </w:r>
     </w:p>
     <w:p>
@@ -654,7 +677,7 @@
           <w:sz w:val="22"/>
           <w:szCs w:val="22"/>
         </w:rPr>
-        <w:t xml:space="preserve">Connaître les sources du champ magnétique, son unité et ses lignes de champ.</w:t>
+        <w:t xml:space="preserve">Décrire le champ magnétique et ses sources.</w:t>
       </w:r>
     </w:p>
     <w:p>
@@ -677,7 +700,7 @@
           <w:sz w:val="22"/>
           <w:szCs w:val="22"/>
         </w:rPr>
-        <w:t xml:space="preserve">Calculer un champ par la loi de Biot et Savart : fil rectiligne, spire, solénoïde.</w:t>
+        <w:t xml:space="preserve">Appliquer les théorèmes d’Ampère et de Biot et Savart.</w:t>
       </w:r>
     </w:p>
     <w:p>
@@ -700,6 +723,93 @@
           <w:sz w:val="22"/>
           <w:szCs w:val="22"/>
         </w:rPr>
+        <w:t xml:space="preserve">Analyser la force de Laplace et la force de Lorentz.</w:t>
+      </w:r>
+    </w:p>
+    <w:p>
+      <w:pPr>
+        <w:keepNext/>
+        <w:spacing w:before="150" w:after="70" w:line="252" w:lineRule="auto"/>
+        <w:jc w:val="left"/>
+      </w:pPr>
+      <w:r>
+        <w:rPr>
+          <w:rFonts w:ascii="Tahoma" w:hAnsi="Tahoma" w:cs="Tahoma" w:eastAsia="Arial Unicode MS"/>
+          <w:b/>
+          <w:bCs/>
+          <w:sz w:val="24"/>
+          <w:szCs w:val="24"/>
+          <w:u w:val="single"/>
+        </w:rPr>
+        <w:t xml:space="preserve">Résultats d’apprentissage attendus du chapitre</w:t>
+      </w:r>
+    </w:p>
+    <w:p>
+      <w:pPr>
+        <w:spacing w:before="0" w:after="50" w:line="252" w:lineRule="auto"/>
+        <w:ind w:left="680" w:hanging="680"/>
+        <w:jc w:val="both"/>
+      </w:pPr>
+      <w:r>
+        <w:rPr>
+          <w:rFonts w:ascii="Tahoma" w:hAnsi="Tahoma" w:cs="Tahoma" w:eastAsia="Arial Unicode MS"/>
+          <w:sz w:val="22"/>
+          <w:szCs w:val="22"/>
+        </w:rPr>
+        <w:t xml:space="preserve">(OS1) </w:t>
+      </w:r>
+      <w:r>
+        <w:rPr>
+          <w:rFonts w:ascii="Tahoma" w:hAnsi="Tahoma" w:cs="Tahoma" w:eastAsia="Arial Unicode MS"/>
+          <w:sz w:val="22"/>
+          <w:szCs w:val="22"/>
+        </w:rPr>
+        <w:t xml:space="preserve">Connaître les sources du champ magnétique, son unité et ses lignes de champ.</w:t>
+      </w:r>
+    </w:p>
+    <w:p>
+      <w:pPr>
+        <w:spacing w:before="0" w:after="50" w:line="252" w:lineRule="auto"/>
+        <w:ind w:left="680" w:hanging="680"/>
+        <w:jc w:val="both"/>
+      </w:pPr>
+      <w:r>
+        <w:rPr>
+          <w:rFonts w:ascii="Tahoma" w:hAnsi="Tahoma" w:cs="Tahoma" w:eastAsia="Arial Unicode MS"/>
+          <w:sz w:val="22"/>
+          <w:szCs w:val="22"/>
+        </w:rPr>
+        <w:t xml:space="preserve">(OS2) </w:t>
+      </w:r>
+      <w:r>
+        <w:rPr>
+          <w:rFonts w:ascii="Tahoma" w:hAnsi="Tahoma" w:cs="Tahoma" w:eastAsia="Arial Unicode MS"/>
+          <w:sz w:val="22"/>
+          <w:szCs w:val="22"/>
+        </w:rPr>
+        <w:t xml:space="preserve">Calculer un champ par la loi de Biot et Savart : fil rectiligne, spire, solénoïde.</w:t>
+      </w:r>
+    </w:p>
+    <w:p>
+      <w:pPr>
+        <w:spacing w:before="0" w:after="50" w:line="252" w:lineRule="auto"/>
+        <w:ind w:left="680" w:hanging="680"/>
+        <w:jc w:val="both"/>
+      </w:pPr>
+      <w:r>
+        <w:rPr>
+          <w:rFonts w:ascii="Tahoma" w:hAnsi="Tahoma" w:cs="Tahoma" w:eastAsia="Arial Unicode MS"/>
+          <w:sz w:val="22"/>
+          <w:szCs w:val="22"/>
+        </w:rPr>
+        <w:t xml:space="preserve">(OS1) </w:t>
+      </w:r>
+      <w:r>
+        <w:rPr>
+          <w:rFonts w:ascii="Tahoma" w:hAnsi="Tahoma" w:cs="Tahoma" w:eastAsia="Arial Unicode MS"/>
+          <w:sz w:val="22"/>
+          <w:szCs w:val="22"/>
+        </w:rPr>
         <w:t xml:space="preserve">Utiliser les symétries ; savoir que le flux magnétique est conservatif.</w:t>
       </w:r>
     </w:p>
@@ -715,7 +825,7 @@
           <w:sz w:val="22"/>
           <w:szCs w:val="22"/>
         </w:rPr>
-        <w:t xml:space="preserve">OS4 — </w:t>
+        <w:t xml:space="preserve">(OS2) </w:t>
       </w:r>
       <w:r>
         <w:rPr>
@@ -738,7 +848,7 @@
           <w:sz w:val="22"/>
           <w:szCs w:val="22"/>
         </w:rPr>
-        <w:t xml:space="preserve">OS5 — </w:t>
+        <w:t xml:space="preserve">(OS3) </w:t>
       </w:r>
       <w:r>
         <w:rPr>
@@ -978,7 +1088,7 @@
                 <w:sz w:val="17"/>
                 <w:szCs w:val="17"/>
               </w:rPr>
-              <w:t xml:space="preserve">A1.1</w:t>
+              <w:t xml:space="preserve">A11</w:t>
             </w:r>
           </w:p>
         </w:tc>
@@ -1103,7 +1213,7 @@
                 <w:sz w:val="17"/>
                 <w:szCs w:val="17"/>
               </w:rPr>
-              <w:t xml:space="preserve">A2.1</w:t>
+              <w:t xml:space="preserve">A21</w:t>
             </w:r>
           </w:p>
         </w:tc>
@@ -1228,7 +1338,7 @@
                 <w:sz w:val="17"/>
                 <w:szCs w:val="17"/>
               </w:rPr>
-              <w:t xml:space="preserve">A2.2</w:t>
+              <w:t xml:space="preserve">A22</w:t>
             </w:r>
           </w:p>
         </w:tc>
@@ -1353,7 +1463,7 @@
                 <w:sz w:val="17"/>
                 <w:szCs w:val="17"/>
               </w:rPr>
-              <w:t xml:space="preserve">A3.1</w:t>
+              <w:t xml:space="preserve">A12</w:t>
             </w:r>
           </w:p>
         </w:tc>
@@ -1393,7 +1503,7 @@
                 <w:sz w:val="17"/>
                 <w:szCs w:val="17"/>
               </w:rPr>
-              <w:t xml:space="preserve">OS3</w:t>
+              <w:t xml:space="preserve">OS1</w:t>
             </w:r>
           </w:p>
         </w:tc>
@@ -1478,7 +1588,7 @@
                 <w:sz w:val="17"/>
                 <w:szCs w:val="17"/>
               </w:rPr>
-              <w:t xml:space="preserve">A4.1</w:t>
+              <w:t xml:space="preserve">A23</w:t>
             </w:r>
           </w:p>
         </w:tc>
@@ -1518,7 +1628,7 @@
                 <w:sz w:val="17"/>
                 <w:szCs w:val="17"/>
               </w:rPr>
-              <w:t xml:space="preserve">OS4</w:t>
+              <w:t xml:space="preserve">OS2</w:t>
             </w:r>
           </w:p>
         </w:tc>
@@ -1603,7 +1713,7 @@
                 <w:sz w:val="17"/>
                 <w:szCs w:val="17"/>
               </w:rPr>
-              <w:t xml:space="preserve">A5.1</w:t>
+              <w:t xml:space="preserve">A31</w:t>
             </w:r>
           </w:p>
         </w:tc>
@@ -1643,7 +1753,7 @@
                 <w:sz w:val="17"/>
                 <w:szCs w:val="17"/>
               </w:rPr>
-              <w:t xml:space="preserve">OS5</w:t>
+              <w:t xml:space="preserve">OS3</w:t>
             </w:r>
           </w:p>
         </w:tc>
@@ -1728,7 +1838,7 @@
                 <w:sz w:val="17"/>
                 <w:szCs w:val="17"/>
               </w:rPr>
-              <w:t xml:space="preserve">A5.2</w:t>
+              <w:t xml:space="preserve">A32</w:t>
             </w:r>
           </w:p>
         </w:tc>
@@ -1768,7 +1878,7 @@
                 <w:sz w:val="17"/>
                 <w:szCs w:val="17"/>
               </w:rPr>
-              <w:t xml:space="preserve">OS5</w:t>
+              <w:t xml:space="preserve">OS3</w:t>
             </w:r>
           </w:p>
         </w:tc>
@@ -1853,7 +1963,7 @@
                 <w:sz w:val="17"/>
                 <w:szCs w:val="17"/>
               </w:rPr>
-              <w:t xml:space="preserve">A5.3</w:t>
+              <w:t xml:space="preserve">B1</w:t>
             </w:r>
           </w:p>
         </w:tc>
@@ -1893,7 +2003,7 @@
                 <w:sz w:val="17"/>
                 <w:szCs w:val="17"/>
               </w:rPr>
-              <w:t xml:space="preserve">OS1–5</w:t>
+              <w:t xml:space="preserve">OS1, OS2, OS3</w:t>
             </w:r>
           </w:p>
         </w:tc>
@@ -2046,7 +2156,7 @@
           </w:tcPr>
           <w:p>
             <w:pPr>
-              <w:spacing w:before="0" w:after="0" w:line="252" w:lineRule="auto"/>
+              <w:spacing w:before="0" w:after="60" w:line="252" w:lineRule="auto"/>
               <w:jc w:val="both"/>
             </w:pPr>
             <w:r>
@@ -2056,6 +2166,30 @@
                 <w:szCs w:val="22"/>
               </w:rPr>
               <w:t xml:space="preserve">OS1 — </w:t>
+            </w:r>
+            <w:r>
+              <w:rPr>
+                <w:rFonts w:ascii="Tahoma" w:hAnsi="Tahoma" w:cs="Tahoma" w:eastAsia="Arial Unicode MS"/>
+                <w:sz w:val="22"/>
+                <w:szCs w:val="22"/>
+              </w:rPr>
+              <w:t xml:space="preserve">Décrire le champ magnétique et ses sources.</w:t>
+            </w:r>
+          </w:p>
+          <w:p>
+            <w:pPr>
+              <w:spacing w:before="0" w:after="0" w:line="252" w:lineRule="auto"/>
+              <w:jc w:val="both"/>
+            </w:pPr>
+            <w:r>
+              <w:rPr>
+                <w:rFonts w:ascii="Tahoma" w:hAnsi="Tahoma" w:cs="Tahoma" w:eastAsia="Arial Unicode MS"/>
+                <w:b/>
+                <w:bCs/>
+                <w:sz w:val="22"/>
+                <w:szCs w:val="22"/>
+              </w:rPr>
+              <w:t xml:space="preserve">Résultat attendu : </w:t>
             </w:r>
             <w:r>
               <w:rPr>
@@ -2092,7 +2226,7 @@
           <w:sz w:val="24"/>
           <w:szCs w:val="24"/>
         </w:rPr>
-        <w:t xml:space="preserve"> A1.1</w:t>
+        <w:t xml:space="preserve"> A11</w:t>
       </w:r>
     </w:p>
     <w:tbl>
@@ -2682,7 +2816,7 @@
           </w:tcPr>
           <w:p>
             <w:pPr>
-              <w:spacing w:before="0" w:after="0" w:line="252" w:lineRule="auto"/>
+              <w:spacing w:before="0" w:after="60" w:line="252" w:lineRule="auto"/>
               <w:jc w:val="both"/>
             </w:pPr>
             <w:r>
@@ -2692,6 +2826,30 @@
                 <w:szCs w:val="22"/>
               </w:rPr>
               <w:t xml:space="preserve">OS2 — </w:t>
+            </w:r>
+            <w:r>
+              <w:rPr>
+                <w:rFonts w:ascii="Tahoma" w:hAnsi="Tahoma" w:cs="Tahoma" w:eastAsia="Arial Unicode MS"/>
+                <w:sz w:val="22"/>
+                <w:szCs w:val="22"/>
+              </w:rPr>
+              <w:t xml:space="preserve">Appliquer les théorèmes d’Ampère et de Biot et Savart.</w:t>
+            </w:r>
+          </w:p>
+          <w:p>
+            <w:pPr>
+              <w:spacing w:before="0" w:after="0" w:line="252" w:lineRule="auto"/>
+              <w:jc w:val="both"/>
+            </w:pPr>
+            <w:r>
+              <w:rPr>
+                <w:rFonts w:ascii="Tahoma" w:hAnsi="Tahoma" w:cs="Tahoma" w:eastAsia="Arial Unicode MS"/>
+                <w:b/>
+                <w:bCs/>
+                <w:sz w:val="22"/>
+                <w:szCs w:val="22"/>
+              </w:rPr>
+              <w:t xml:space="preserve">Résultat attendu : </w:t>
             </w:r>
             <w:r>
               <w:rPr>
@@ -2728,7 +2886,7 @@
           <w:sz w:val="24"/>
           <w:szCs w:val="24"/>
         </w:rPr>
-        <w:t xml:space="preserve"> A2.1</w:t>
+        <w:t xml:space="preserve"> A21</w:t>
       </w:r>
     </w:p>
     <w:tbl>
@@ -3376,7 +3534,7 @@
           </w:tcPr>
           <w:p>
             <w:pPr>
-              <w:spacing w:before="0" w:after="0" w:line="252" w:lineRule="auto"/>
+              <w:spacing w:before="0" w:after="60" w:line="252" w:lineRule="auto"/>
               <w:jc w:val="both"/>
             </w:pPr>
             <w:r>
@@ -3386,6 +3544,30 @@
                 <w:szCs w:val="22"/>
               </w:rPr>
               <w:t xml:space="preserve">OS2 — </w:t>
+            </w:r>
+            <w:r>
+              <w:rPr>
+                <w:rFonts w:ascii="Tahoma" w:hAnsi="Tahoma" w:cs="Tahoma" w:eastAsia="Arial Unicode MS"/>
+                <w:sz w:val="22"/>
+                <w:szCs w:val="22"/>
+              </w:rPr>
+              <w:t xml:space="preserve">Appliquer les théorèmes d’Ampère et de Biot et Savart.</w:t>
+            </w:r>
+          </w:p>
+          <w:p>
+            <w:pPr>
+              <w:spacing w:before="0" w:after="0" w:line="252" w:lineRule="auto"/>
+              <w:jc w:val="both"/>
+            </w:pPr>
+            <w:r>
+              <w:rPr>
+                <w:rFonts w:ascii="Tahoma" w:hAnsi="Tahoma" w:cs="Tahoma" w:eastAsia="Arial Unicode MS"/>
+                <w:b/>
+                <w:bCs/>
+                <w:sz w:val="22"/>
+                <w:szCs w:val="22"/>
+              </w:rPr>
+              <w:t xml:space="preserve">Résultat attendu : </w:t>
             </w:r>
             <w:r>
               <w:rPr>
@@ -3422,7 +3604,7 @@
           <w:sz w:val="24"/>
           <w:szCs w:val="24"/>
         </w:rPr>
-        <w:t xml:space="preserve"> A2.2</w:t>
+        <w:t xml:space="preserve"> A22</w:t>
       </w:r>
     </w:p>
     <w:tbl>
@@ -3983,16 +4165,40 @@
           </w:tcPr>
           <w:p>
             <w:pPr>
-              <w:spacing w:before="0" w:after="0" w:line="252" w:lineRule="auto"/>
-              <w:jc w:val="both"/>
-            </w:pPr>
-            <w:r>
-              <w:rPr>
-                <w:rFonts w:ascii="Tahoma" w:hAnsi="Tahoma" w:cs="Tahoma" w:eastAsia="Arial Unicode MS"/>
-                <w:sz w:val="22"/>
-                <w:szCs w:val="22"/>
-              </w:rPr>
-              <w:t xml:space="preserve">OS3 — </w:t>
+              <w:spacing w:before="0" w:after="60" w:line="252" w:lineRule="auto"/>
+              <w:jc w:val="both"/>
+            </w:pPr>
+            <w:r>
+              <w:rPr>
+                <w:rFonts w:ascii="Tahoma" w:hAnsi="Tahoma" w:cs="Tahoma" w:eastAsia="Arial Unicode MS"/>
+                <w:sz w:val="22"/>
+                <w:szCs w:val="22"/>
+              </w:rPr>
+              <w:t xml:space="preserve">OS1 — </w:t>
+            </w:r>
+            <w:r>
+              <w:rPr>
+                <w:rFonts w:ascii="Tahoma" w:hAnsi="Tahoma" w:cs="Tahoma" w:eastAsia="Arial Unicode MS"/>
+                <w:sz w:val="22"/>
+                <w:szCs w:val="22"/>
+              </w:rPr>
+              <w:t xml:space="preserve">Décrire le champ magnétique et ses sources.</w:t>
+            </w:r>
+          </w:p>
+          <w:p>
+            <w:pPr>
+              <w:spacing w:before="0" w:after="0" w:line="252" w:lineRule="auto"/>
+              <w:jc w:val="both"/>
+            </w:pPr>
+            <w:r>
+              <w:rPr>
+                <w:rFonts w:ascii="Tahoma" w:hAnsi="Tahoma" w:cs="Tahoma" w:eastAsia="Arial Unicode MS"/>
+                <w:b/>
+                <w:bCs/>
+                <w:sz w:val="22"/>
+                <w:szCs w:val="22"/>
+              </w:rPr>
+              <w:t xml:space="preserve">Résultat attendu : </w:t>
             </w:r>
             <w:r>
               <w:rPr>
@@ -4029,7 +4235,7 @@
           <w:sz w:val="24"/>
           <w:szCs w:val="24"/>
         </w:rPr>
-        <w:t xml:space="preserve"> A3.1</w:t>
+        <w:t xml:space="preserve"> A12</w:t>
       </w:r>
     </w:p>
     <w:tbl>
@@ -4727,16 +4933,40 @@
           </w:tcPr>
           <w:p>
             <w:pPr>
-              <w:spacing w:before="0" w:after="0" w:line="252" w:lineRule="auto"/>
-              <w:jc w:val="both"/>
-            </w:pPr>
-            <w:r>
-              <w:rPr>
-                <w:rFonts w:ascii="Tahoma" w:hAnsi="Tahoma" w:cs="Tahoma" w:eastAsia="Arial Unicode MS"/>
-                <w:sz w:val="22"/>
-                <w:szCs w:val="22"/>
-              </w:rPr>
-              <w:t xml:space="preserve">OS4 — </w:t>
+              <w:spacing w:before="0" w:after="60" w:line="252" w:lineRule="auto"/>
+              <w:jc w:val="both"/>
+            </w:pPr>
+            <w:r>
+              <w:rPr>
+                <w:rFonts w:ascii="Tahoma" w:hAnsi="Tahoma" w:cs="Tahoma" w:eastAsia="Arial Unicode MS"/>
+                <w:sz w:val="22"/>
+                <w:szCs w:val="22"/>
+              </w:rPr>
+              <w:t xml:space="preserve">OS2 — </w:t>
+            </w:r>
+            <w:r>
+              <w:rPr>
+                <w:rFonts w:ascii="Tahoma" w:hAnsi="Tahoma" w:cs="Tahoma" w:eastAsia="Arial Unicode MS"/>
+                <w:sz w:val="22"/>
+                <w:szCs w:val="22"/>
+              </w:rPr>
+              <w:t xml:space="preserve">Appliquer les théorèmes d’Ampère et de Biot et Savart.</w:t>
+            </w:r>
+          </w:p>
+          <w:p>
+            <w:pPr>
+              <w:spacing w:before="0" w:after="0" w:line="252" w:lineRule="auto"/>
+              <w:jc w:val="both"/>
+            </w:pPr>
+            <w:r>
+              <w:rPr>
+                <w:rFonts w:ascii="Tahoma" w:hAnsi="Tahoma" w:cs="Tahoma" w:eastAsia="Arial Unicode MS"/>
+                <w:b/>
+                <w:bCs/>
+                <w:sz w:val="22"/>
+                <w:szCs w:val="22"/>
+              </w:rPr>
+              <w:t xml:space="preserve">Résultat attendu : </w:t>
             </w:r>
             <w:r>
               <w:rPr>
@@ -4773,7 +5003,7 @@
           <w:sz w:val="24"/>
           <w:szCs w:val="24"/>
         </w:rPr>
-        <w:t xml:space="preserve"> A4.1</w:t>
+        <w:t xml:space="preserve"> A23</w:t>
       </w:r>
     </w:p>
     <w:tbl>
@@ -5520,16 +5750,40 @@
           </w:tcPr>
           <w:p>
             <w:pPr>
-              <w:spacing w:before="0" w:after="0" w:line="252" w:lineRule="auto"/>
-              <w:jc w:val="both"/>
-            </w:pPr>
-            <w:r>
-              <w:rPr>
-                <w:rFonts w:ascii="Tahoma" w:hAnsi="Tahoma" w:cs="Tahoma" w:eastAsia="Arial Unicode MS"/>
-                <w:sz w:val="22"/>
-                <w:szCs w:val="22"/>
-              </w:rPr>
-              <w:t xml:space="preserve">OS5 — </w:t>
+              <w:spacing w:before="0" w:after="60" w:line="252" w:lineRule="auto"/>
+              <w:jc w:val="both"/>
+            </w:pPr>
+            <w:r>
+              <w:rPr>
+                <w:rFonts w:ascii="Tahoma" w:hAnsi="Tahoma" w:cs="Tahoma" w:eastAsia="Arial Unicode MS"/>
+                <w:sz w:val="22"/>
+                <w:szCs w:val="22"/>
+              </w:rPr>
+              <w:t xml:space="preserve">OS3 — </w:t>
+            </w:r>
+            <w:r>
+              <w:rPr>
+                <w:rFonts w:ascii="Tahoma" w:hAnsi="Tahoma" w:cs="Tahoma" w:eastAsia="Arial Unicode MS"/>
+                <w:sz w:val="22"/>
+                <w:szCs w:val="22"/>
+              </w:rPr>
+              <w:t xml:space="preserve">Analyser la force de Laplace et la force de Lorentz.</w:t>
+            </w:r>
+          </w:p>
+          <w:p>
+            <w:pPr>
+              <w:spacing w:before="0" w:after="0" w:line="252" w:lineRule="auto"/>
+              <w:jc w:val="both"/>
+            </w:pPr>
+            <w:r>
+              <w:rPr>
+                <w:rFonts w:ascii="Tahoma" w:hAnsi="Tahoma" w:cs="Tahoma" w:eastAsia="Arial Unicode MS"/>
+                <w:b/>
+                <w:bCs/>
+                <w:sz w:val="22"/>
+                <w:szCs w:val="22"/>
+              </w:rPr>
+              <w:t xml:space="preserve">Résultat attendu : </w:t>
             </w:r>
             <w:r>
               <w:rPr>
@@ -5566,7 +5820,7 @@
           <w:sz w:val="24"/>
           <w:szCs w:val="24"/>
         </w:rPr>
-        <w:t xml:space="preserve"> A5.1</w:t>
+        <w:t xml:space="preserve"> A31</w:t>
       </w:r>
     </w:p>
     <w:tbl>
@@ -6184,16 +6438,40 @@
           </w:tcPr>
           <w:p>
             <w:pPr>
-              <w:spacing w:before="0" w:after="0" w:line="252" w:lineRule="auto"/>
-              <w:jc w:val="both"/>
-            </w:pPr>
-            <w:r>
-              <w:rPr>
-                <w:rFonts w:ascii="Tahoma" w:hAnsi="Tahoma" w:cs="Tahoma" w:eastAsia="Arial Unicode MS"/>
-                <w:sz w:val="22"/>
-                <w:szCs w:val="22"/>
-              </w:rPr>
-              <w:t xml:space="preserve">OS5 — </w:t>
+              <w:spacing w:before="0" w:after="60" w:line="252" w:lineRule="auto"/>
+              <w:jc w:val="both"/>
+            </w:pPr>
+            <w:r>
+              <w:rPr>
+                <w:rFonts w:ascii="Tahoma" w:hAnsi="Tahoma" w:cs="Tahoma" w:eastAsia="Arial Unicode MS"/>
+                <w:sz w:val="22"/>
+                <w:szCs w:val="22"/>
+              </w:rPr>
+              <w:t xml:space="preserve">OS3 — </w:t>
+            </w:r>
+            <w:r>
+              <w:rPr>
+                <w:rFonts w:ascii="Tahoma" w:hAnsi="Tahoma" w:cs="Tahoma" w:eastAsia="Arial Unicode MS"/>
+                <w:sz w:val="22"/>
+                <w:szCs w:val="22"/>
+              </w:rPr>
+              <w:t xml:space="preserve">Analyser la force de Laplace et la force de Lorentz.</w:t>
+            </w:r>
+          </w:p>
+          <w:p>
+            <w:pPr>
+              <w:spacing w:before="0" w:after="0" w:line="252" w:lineRule="auto"/>
+              <w:jc w:val="both"/>
+            </w:pPr>
+            <w:r>
+              <w:rPr>
+                <w:rFonts w:ascii="Tahoma" w:hAnsi="Tahoma" w:cs="Tahoma" w:eastAsia="Arial Unicode MS"/>
+                <w:b/>
+                <w:bCs/>
+                <w:sz w:val="22"/>
+                <w:szCs w:val="22"/>
+              </w:rPr>
+              <w:t xml:space="preserve">Résultat attendu : </w:t>
             </w:r>
             <w:r>
               <w:rPr>
@@ -6230,7 +6508,7 @@
           <w:sz w:val="24"/>
           <w:szCs w:val="24"/>
         </w:rPr>
-        <w:t xml:space="preserve"> A5.2</w:t>
+        <w:t xml:space="preserve"> A32</w:t>
       </w:r>
     </w:p>
     <w:tbl>
@@ -6816,7 +7094,7 @@
           </w:tcPr>
           <w:p>
             <w:pPr>
-              <w:spacing w:before="0" w:after="0" w:line="252" w:lineRule="auto"/>
+              <w:spacing w:before="0" w:after="60" w:line="252" w:lineRule="auto"/>
               <w:jc w:val="both"/>
             </w:pPr>
             <w:r>
@@ -6834,6 +7112,30 @@
                 <w:szCs w:val="22"/>
               </w:rPr>
               <w:t xml:space="preserve">Mobiliser l’ensemble des compétences du chapitre (objectifs spécifiques 1 à 5) et évaluer sa propre maîtrise.</w:t>
+            </w:r>
+          </w:p>
+          <w:p>
+            <w:pPr>
+              <w:spacing w:before="0" w:after="0" w:line="252" w:lineRule="auto"/>
+              <w:jc w:val="both"/>
+            </w:pPr>
+            <w:r>
+              <w:rPr>
+                <w:rFonts w:ascii="Tahoma" w:hAnsi="Tahoma" w:cs="Tahoma" w:eastAsia="Arial Unicode MS"/>
+                <w:b/>
+                <w:bCs/>
+                <w:sz w:val="22"/>
+                <w:szCs w:val="22"/>
+              </w:rPr>
+              <w:t xml:space="preserve">OS visés : </w:t>
+            </w:r>
+            <w:r>
+              <w:rPr>
+                <w:rFonts w:ascii="Tahoma" w:hAnsi="Tahoma" w:cs="Tahoma" w:eastAsia="Arial Unicode MS"/>
+                <w:sz w:val="22"/>
+                <w:szCs w:val="22"/>
+              </w:rPr>
+              <w:t xml:space="preserve">OS1, OS2, OS3</w:t>
             </w:r>
           </w:p>
         </w:tc>
@@ -6862,7 +7164,7 @@
           <w:sz w:val="24"/>
           <w:szCs w:val="24"/>
         </w:rPr>
-        <w:t xml:space="preserve"> A5.3</w:t>
+        <w:t xml:space="preserve"> B1</w:t>
       </w:r>
     </w:p>
     <w:tbl>
@@ -7510,7 +7812,7 @@
                 <w:sz w:val="20"/>
                 <w:szCs w:val="20"/>
               </w:rPr>
-              <w:t xml:space="preserve">Compétence (objectif spécifique)</w:t>
+              <w:t xml:space="preserve">Compétence (OS du syllabus)</w:t>
             </w:r>
           </w:p>
         </w:tc>
@@ -7664,7 +7966,7 @@
                 <w:sz w:val="20"/>
                 <w:szCs w:val="20"/>
               </w:rPr>
-              <w:t xml:space="preserve">Activité A1.1 ; support § 1.1</w:t>
+              <w:t xml:space="preserve">Activité A11 ; support § 1.1</w:t>
             </w:r>
           </w:p>
         </w:tc>
@@ -7749,7 +8051,7 @@
                 <w:sz w:val="20"/>
                 <w:szCs w:val="20"/>
               </w:rPr>
-              <w:t xml:space="preserve">Activités A2.1 et A2.2 ; support § 1.2 et 1.3</w:t>
+              <w:t xml:space="preserve">Activités A21 et A22 ; support § 1.2 et 1.3</w:t>
             </w:r>
           </w:p>
         </w:tc>
@@ -7774,7 +8076,7 @@
                 <w:sz w:val="20"/>
                 <w:szCs w:val="20"/>
               </w:rPr>
-              <w:t xml:space="preserve">OS3 — Symétries, flux conservatif</w:t>
+              <w:t xml:space="preserve">OS1 — Symétries, flux conservatif</w:t>
             </w:r>
           </w:p>
         </w:tc>
@@ -7834,7 +8136,7 @@
                 <w:sz w:val="20"/>
                 <w:szCs w:val="20"/>
               </w:rPr>
-              <w:t xml:space="preserve">Activité A3.1 ; support § 1.2 et 1.4</w:t>
+              <w:t xml:space="preserve">Activité A12 ; support § 1.2 et 1.4</w:t>
             </w:r>
           </w:p>
         </w:tc>
@@ -7859,7 +8161,7 @@
                 <w:sz w:val="20"/>
                 <w:szCs w:val="20"/>
               </w:rPr>
-              <w:t xml:space="preserve">OS4 — Théorème d’Ampère</w:t>
+              <w:t xml:space="preserve">OS2 — Théorème d’Ampère</w:t>
             </w:r>
           </w:p>
         </w:tc>
@@ -7919,7 +8221,7 @@
                 <w:sz w:val="20"/>
                 <w:szCs w:val="20"/>
               </w:rPr>
-              <w:t xml:space="preserve">Activité A4.1 ; support § 1.5</w:t>
+              <w:t xml:space="preserve">Activité A23 ; support § 1.5</w:t>
             </w:r>
           </w:p>
         </w:tc>
@@ -7944,7 +8246,7 @@
                 <w:sz w:val="20"/>
                 <w:szCs w:val="20"/>
               </w:rPr>
-              <w:t xml:space="preserve">OS5 — Forces de Lorentz et de Laplace, couple, dipôle</w:t>
+              <w:t xml:space="preserve">OS3 — Forces de Lorentz et de Laplace, couple, dipôle</w:t>
             </w:r>
           </w:p>
         </w:tc>
@@ -8004,7 +8306,7 @@
                 <w:sz w:val="20"/>
                 <w:szCs w:val="20"/>
               </w:rPr>
-              <w:t xml:space="preserve">Activités A5.1 et A5.2 ; support § 1.6 et 1.7</w:t>
+              <w:t xml:space="preserve">Activités A31 et A32 ; support § 1.6 et 1.7</w:t>
             </w:r>
           </w:p>
         </w:tc>
